--- a/90-Day_Java_DSA_Roadmap.docx
+++ b/90-Day_Java_DSA_Roadmap.docx
@@ -74,14 +74,8 @@
     <w:p>
       <w:pPr>
         <w:pStyle w:val="ListBullet"/>
-        <w:rPr>
-          <w:highlight w:val="yellow"/>
-        </w:rPr>
       </w:pPr>
       <w:r>
-        <w:rPr>
-          <w:highlight w:val="yellow"/>
-        </w:rPr>
         <w:t>Day 7: Number Problems (Prime, Armstrong, Palindrome)</w:t>
       </w:r>
     </w:p>
@@ -168,14 +162,8 @@
     <w:p>
       <w:pPr>
         <w:pStyle w:val="ListBullet"/>
-        <w:rPr>
-          <w:highlight w:val="yellow"/>
-        </w:rPr>
       </w:pPr>
       <w:r>
-        <w:rPr>
-          <w:highlight w:val="yellow"/>
-        </w:rPr>
         <w:t>Prefix Sum</w:t>
       </w:r>
     </w:p>
@@ -196,22 +184,22 @@
     <w:p>
       <w:pPr>
         <w:pStyle w:val="ListBullet"/>
+        <w:rPr>
+          <w:highlight w:val="yellow"/>
+        </w:rPr>
       </w:pPr>
       <w:r>
+        <w:rPr>
+          <w:highlight w:val="yellow"/>
+        </w:rPr>
         <w:t>Kadane's Algorithm</w:t>
       </w:r>
     </w:p>
     <w:p>
       <w:pPr>
         <w:pStyle w:val="ListBullet"/>
-        <w:rPr>
-          <w:highlight w:val="yellow"/>
-        </w:rPr>
       </w:pPr>
       <w:r>
-        <w:rPr>
-          <w:highlight w:val="yellow"/>
-        </w:rPr>
         <w:t>10 Array Problems</w:t>
       </w:r>
     </w:p>
@@ -304,14 +292,8 @@
     <w:p>
       <w:pPr>
         <w:pStyle w:val="ListBullet"/>
-        <w:rPr>
-          <w:highlight w:val="yellow"/>
-        </w:rPr>
       </w:pPr>
       <w:r>
-        <w:rPr>
-          <w:highlight w:val="yellow"/>
-        </w:rPr>
         <w:t>10 Mixed Problems</w:t>
       </w:r>
     </w:p>
